--- a/automation/tests/fixtures/cbm_subset/MN/MN-INTAKE.docx
+++ b/automation/tests/fixtures/cbm_subset/MN/MN-INTAKE.docx
@@ -153,28 +153,43 @@
       </w:r>
     </w:p>
     <w:p>
+      <w:pPr>
+        <w:pStyle w:val="ListParagraph"/>
+      </w:pPr>
       <w:r>
-        <w:t>1. Prospective client submits Phase 1 Mentoring Request form</w:t>
+        <w:t>Prospective client submits Phase 1 Mentoring Request form</w:t>
       </w:r>
     </w:p>
     <w:p>
+      <w:pPr>
+        <w:pStyle w:val="ListParagraph"/>
+      </w:pPr>
       <w:r>
-        <w:t>2. System creates Account, Contact, and Engagement records</w:t>
+        <w:t>System creates Account, Contact, and Engagement records</w:t>
       </w:r>
     </w:p>
     <w:p>
+      <w:pPr>
+        <w:pStyle w:val="ListParagraph"/>
+      </w:pPr>
       <w:r>
-        <w:t>3. Client Administrator receives notification of new submission</w:t>
+        <w:t>Client Administrator receives notification of new submission</w:t>
       </w:r>
     </w:p>
     <w:p>
+      <w:pPr>
+        <w:pStyle w:val="ListParagraph"/>
+      </w:pPr>
       <w:r>
-        <w:t>4. Administrator reviews submission for eligibility</w:t>
+        <w:t>Administrator reviews submission for eligibility</w:t>
       </w:r>
     </w:p>
     <w:p>
+      <w:pPr>
+        <w:pStyle w:val="ListParagraph"/>
+      </w:pPr>
       <w:r>
-        <w:t>5. If eligible, advances engagement to MN-MATCH process</w:t>
+        <w:t>If eligible, advances engagement to MN-MATCH process</w:t>
       </w:r>
     </w:p>
     <w:p>
@@ -198,21 +213,104 @@
         <w:t>6. System Requirements</w:t>
       </w:r>
     </w:p>
-    <w:p>
-      <w:r>
-        <w:t>MN-INTAKE-REQ-001: System shall accept mentoring request form submissions</w:t>
-      </w:r>
-    </w:p>
-    <w:p>
-      <w:r>
-        <w:t>MN-INTAKE-REQ-002: System shall auto-create linked Account, Contact, and Engagement records</w:t>
-      </w:r>
-    </w:p>
-    <w:p>
-      <w:r>
-        <w:t>MN-INTAKE-REQ-003: System shall notify Client Administrator of new submissions</w:t>
-      </w:r>
-    </w:p>
+    <w:tbl>
+      <w:tblPr>
+        <w:tblW w:type="auto" w:w="0"/>
+        <w:tblLook w:firstColumn="1" w:firstRow="1" w:lastColumn="0" w:lastRow="0" w:noHBand="0" w:noVBand="1" w:val="04A0"/>
+      </w:tblPr>
+      <w:tblGrid>
+        <w:gridCol w:w="4320"/>
+        <w:gridCol w:w="4320"/>
+      </w:tblGrid>
+      <w:tr>
+        <w:tc>
+          <w:tcPr>
+            <w:tcW w:type="dxa" w:w="4320"/>
+          </w:tcPr>
+          <w:p>
+            <w:r>
+              <w:t>ID</w:t>
+            </w:r>
+          </w:p>
+        </w:tc>
+        <w:tc>
+          <w:tcPr>
+            <w:tcW w:type="dxa" w:w="4320"/>
+          </w:tcPr>
+          <w:p>
+            <w:r>
+              <w:t>Requirement</w:t>
+            </w:r>
+          </w:p>
+        </w:tc>
+      </w:tr>
+      <w:tr>
+        <w:tc>
+          <w:tcPr>
+            <w:tcW w:type="dxa" w:w="4320"/>
+          </w:tcPr>
+          <w:p>
+            <w:r>
+              <w:t>MN-INTAKE-REQ-001</w:t>
+            </w:r>
+          </w:p>
+        </w:tc>
+        <w:tc>
+          <w:tcPr>
+            <w:tcW w:type="dxa" w:w="4320"/>
+          </w:tcPr>
+          <w:p>
+            <w:r>
+              <w:t>System shall accept mentoring request form submissions</w:t>
+            </w:r>
+          </w:p>
+        </w:tc>
+      </w:tr>
+      <w:tr>
+        <w:tc>
+          <w:tcPr>
+            <w:tcW w:type="dxa" w:w="4320"/>
+          </w:tcPr>
+          <w:p>
+            <w:r>
+              <w:t>MN-INTAKE-REQ-002</w:t>
+            </w:r>
+          </w:p>
+        </w:tc>
+        <w:tc>
+          <w:tcPr>
+            <w:tcW w:type="dxa" w:w="4320"/>
+          </w:tcPr>
+          <w:p>
+            <w:r>
+              <w:t>System shall auto-create linked Account, Contact, and Engagement records</w:t>
+            </w:r>
+          </w:p>
+        </w:tc>
+      </w:tr>
+      <w:tr>
+        <w:tc>
+          <w:tcPr>
+            <w:tcW w:type="dxa" w:w="4320"/>
+          </w:tcPr>
+          <w:p>
+            <w:r>
+              <w:t>MN-INTAKE-REQ-003</w:t>
+            </w:r>
+          </w:p>
+        </w:tc>
+        <w:tc>
+          <w:tcPr>
+            <w:tcW w:type="dxa" w:w="4320"/>
+          </w:tcPr>
+          <w:p>
+            <w:r>
+              <w:t>System shall notify Client Administrator of new submissions</w:t>
+            </w:r>
+          </w:p>
+        </w:tc>
+      </w:tr>
+    </w:tbl>
     <w:p>
       <w:pPr>
         <w:pStyle w:val="Heading1"/>
